--- a/druki/kacik-dyrektora/word/Kacik_Dyrektora_Organizacja_PCTP.docx
+++ b/druki/kacik-dyrektora/word/Kacik_Dyrektora_Organizacja_PCTP.docx
@@ -661,7 +661,7 @@
                 <w:sz w:val="12"/>
                 <w:szCs w:val="12"/>
               </w:rPr>
-              <w:t xml:space="preserve"> Ustawa z dnia 14 grudnia 2016 r. — Prawo oświatowe (t.j. Dz.U. z 2024 r. poz. 737, z późn. zm.) — </w:t>
+              <w:t xml:space="preserve"> Ustawa z dnia 14 grudnia 2016 r. — Prawo oświatowe (t.j. Dz.U. z 2026 r. poz. 820, z późn. zm.) — </w:t>
             </w:r>
             <w:r>
               <w:rPr>
@@ -857,7 +857,7 @@
                 <w:sz w:val="12"/>
                 <w:szCs w:val="12"/>
               </w:rPr>
-              <w:t xml:space="preserve">. Rozporządzenie MEN z dnia 1 sierpnia 2017 r. w sprawie szczegółowych kwalifikacji wymaganych od nauczycieli (t.j. Dz.U. z 2020 r. poz. 1289, z późn. zm.). Dane osobowe zgodnie z RODO (UE) 2016/679. </w:t>
+              <w:t xml:space="preserve">. Rozporządzenie Ministra Edukacji i Nauki z dnia 14 września 2023 r. w sprawie szczegółowych kwalifikacji wymaganych od nauczycieli (Dz.U. z 2023 r. poz. 2102, z późn. zm.). Dane osobowe zgodnie z RODO (UE) 2016/679. </w:t>
             </w:r>
           </w:p>
         </w:tc>
@@ -7805,7 +7805,7 @@
                 <w:sz w:val="12"/>
                 <w:szCs w:val="12"/>
               </w:rPr>
-              <w:t xml:space="preserve"> (Dz.U. z 2017 r. poz. 1646, z późn. zm.) — przedszkole prowadzi </w:t>
+              <w:t xml:space="preserve"> (t.j. Dz.U. z 2024 r. poz. 50) — przedszkole prowadzi </w:t>
             </w:r>
             <w:r>
               <w:rPr>
@@ -7861,7 +7861,7 @@
                 <w:sz w:val="12"/>
                 <w:szCs w:val="12"/>
               </w:rPr>
-              <w:t xml:space="preserve"> (§ 11), w tym zajęć rewalidacyjnych i zajęć z zakresu pomocy p-p. Wpisów dokonuje się w porządku chronologicznym, a przeprowadzenie zajęć potwierdza się podpisem. Ustawa — Prawo oświatowe (t.j. Dz.U. z 2024 r. poz. 737) — art. 68 ust. 1 pkt 2. Dane osobowe zgodnie z RODO (UE) 2016/679. </w:t>
+              <w:t xml:space="preserve"> (§ 11), w tym zajęć rewalidacyjnych i zajęć z zakresu pomocy p-p. Wpisów dokonuje się w porządku chronologicznym, a przeprowadzenie zajęć potwierdza się podpisem. Ustawa — Prawo oświatowe (t.j. Dz.U. z 2026 r. poz. 820) — art. 68 ust. 1 pkt 2. Dane osobowe zgodnie z RODO (UE) 2016/679. </w:t>
             </w:r>
           </w:p>
         </w:tc>
@@ -14639,7 +14639,7 @@
                 <w:sz w:val="14"/>
                 <w:szCs w:val="14"/>
               </w:rPr>
-              <w:t xml:space="preserve">Informacja o gotowości szkolnej (MEN-I/74)</w:t>
+              <w:t xml:space="preserve">Informacja o gotowości szkolnej ( MEiN-I/82 )</w:t>
             </w:r>
           </w:p>
         </w:tc>
@@ -16419,7 +16419,7 @@
                 <w:sz w:val="12"/>
                 <w:szCs w:val="12"/>
               </w:rPr>
-              <w:t xml:space="preserve"> (t.j. Dz.U. z 2024 r. poz. 737, z późn. zm.) — kształcenie specjalne organizuje się </w:t>
+              <w:t xml:space="preserve"> (t.j. Dz.U. z 2026 r. poz. 820, z późn. zm.) — kształcenie specjalne organizuje się </w:t>
             </w:r>
             <w:r>
               <w:rPr>
